--- a/klagomål/A 7444-2023 FSC-klagomål.docx
+++ b/klagomål/A 7444-2023 FSC-klagomål.docx
@@ -1217,7 +1217,7 @@
     <w:r>
       <w:tab/>
       <w:tab/>
-      <w:t>2026-09-14</w:t>
+      <w:t>2026-09-15</w:t>
       <w:br/>
       <w:br/>
     </w:r>

--- a/klagomål/A 7444-2023 FSC-klagomål.docx
+++ b/klagomål/A 7444-2023 FSC-klagomål.docx
@@ -1217,7 +1217,7 @@
     <w:r>
       <w:tab/>
       <w:tab/>
-      <w:t>2026-09-15</w:t>
+      <w:t>2026-09-16</w:t>
       <w:br/>
       <w:br/>
     </w:r>

--- a/klagomål/A 7444-2023 FSC-klagomål.docx
+++ b/klagomål/A 7444-2023 FSC-klagomål.docx
@@ -1217,7 +1217,7 @@
     <w:r>
       <w:tab/>
       <w:tab/>
-      <w:t>2026-09-16</w:t>
+      <w:t>2026-09-17</w:t>
       <w:br/>
       <w:br/>
     </w:r>

--- a/klagomål/A 7444-2023 FSC-klagomål.docx
+++ b/klagomål/A 7444-2023 FSC-klagomål.docx
@@ -1217,7 +1217,7 @@
     <w:r>
       <w:tab/>
       <w:tab/>
-      <w:t>2026-09-17</w:t>
+      <w:t>2026-09-18</w:t>
       <w:br/>
       <w:br/>
     </w:r>

--- a/klagomål/A 7444-2023 FSC-klagomål.docx
+++ b/klagomål/A 7444-2023 FSC-klagomål.docx
@@ -1217,7 +1217,7 @@
     <w:r>
       <w:tab/>
       <w:tab/>
-      <w:t>2026-09-18</w:t>
+      <w:t>2026-09-19</w:t>
       <w:br/>
       <w:br/>
     </w:r>

--- a/klagomål/A 7444-2023 FSC-klagomål.docx
+++ b/klagomål/A 7444-2023 FSC-klagomål.docx
@@ -1217,7 +1217,7 @@
     <w:r>
       <w:tab/>
       <w:tab/>
-      <w:t>2026-09-19</w:t>
+      <w:t>2026-09-21</w:t>
       <w:br/>
       <w:br/>
     </w:r>

--- a/klagomål/A 7444-2023 FSC-klagomål.docx
+++ b/klagomål/A 7444-2023 FSC-klagomål.docx
@@ -1217,7 +1217,7 @@
     <w:r>
       <w:tab/>
       <w:tab/>
-      <w:t>2026-09-21</w:t>
+      <w:t>2026-09-23</w:t>
       <w:br/>
       <w:br/>
     </w:r>

--- a/klagomål/A 7444-2023 FSC-klagomål.docx
+++ b/klagomål/A 7444-2023 FSC-klagomål.docx
@@ -1217,7 +1217,7 @@
     <w:r>
       <w:tab/>
       <w:tab/>
-      <w:t>2026-09-23</w:t>
+      <w:t>2026-09-24</w:t>
       <w:br/>
       <w:br/>
     </w:r>

--- a/klagomål/A 7444-2023 FSC-klagomål.docx
+++ b/klagomål/A 7444-2023 FSC-klagomål.docx
@@ -1217,7 +1217,7 @@
     <w:r>
       <w:tab/>
       <w:tab/>
-      <w:t>2026-09-24</w:t>
+      <w:t>2026-09-25</w:t>
       <w:br/>
       <w:br/>
     </w:r>

--- a/klagomål/A 7444-2023 FSC-klagomål.docx
+++ b/klagomål/A 7444-2023 FSC-klagomål.docx
@@ -1217,7 +1217,7 @@
     <w:r>
       <w:tab/>
       <w:tab/>
-      <w:t>2026-09-25</w:t>
+      <w:t>2026-09-26</w:t>
       <w:br/>
       <w:br/>
     </w:r>

--- a/klagomål/A 7444-2023 FSC-klagomål.docx
+++ b/klagomål/A 7444-2023 FSC-klagomål.docx
@@ -1217,7 +1217,7 @@
     <w:r>
       <w:tab/>
       <w:tab/>
-      <w:t>2026-09-26</w:t>
+      <w:t>2026-09-27</w:t>
       <w:br/>
       <w:br/>
     </w:r>

--- a/klagomål/A 7444-2023 FSC-klagomål.docx
+++ b/klagomål/A 7444-2023 FSC-klagomål.docx
@@ -1217,7 +1217,7 @@
     <w:r>
       <w:tab/>
       <w:tab/>
-      <w:t>2026-09-27</w:t>
+      <w:t>2026-09-28</w:t>
       <w:br/>
       <w:br/>
     </w:r>

--- a/klagomål/A 7444-2023 FSC-klagomål.docx
+++ b/klagomål/A 7444-2023 FSC-klagomål.docx
@@ -1217,7 +1217,7 @@
     <w:r>
       <w:tab/>
       <w:tab/>
-      <w:t>2026-09-28</w:t>
+      <w:t>2026-09-29</w:t>
       <w:br/>
       <w:br/>
     </w:r>

--- a/klagomål/A 7444-2023 FSC-klagomål.docx
+++ b/klagomål/A 7444-2023 FSC-klagomål.docx
@@ -1217,7 +1217,7 @@
     <w:r>
       <w:tab/>
       <w:tab/>
-      <w:t>2026-09-29</w:t>
+      <w:t>2026-09-30</w:t>
       <w:br/>
       <w:br/>
     </w:r>

--- a/klagomål/A 7444-2023 FSC-klagomål.docx
+++ b/klagomål/A 7444-2023 FSC-klagomål.docx
@@ -1217,7 +1217,7 @@
     <w:r>
       <w:tab/>
       <w:tab/>
-      <w:t>2026-09-30</w:t>
+      <w:t>2026-10-01</w:t>
       <w:br/>
       <w:br/>
     </w:r>

--- a/klagomål/A 7444-2023 FSC-klagomål.docx
+++ b/klagomål/A 7444-2023 FSC-klagomål.docx
@@ -1217,7 +1217,7 @@
     <w:r>
       <w:tab/>
       <w:tab/>
-      <w:t>2026-10-01</w:t>
+      <w:t>2026-10-02</w:t>
       <w:br/>
       <w:br/>
     </w:r>

--- a/klagomål/A 7444-2023 FSC-klagomål.docx
+++ b/klagomål/A 7444-2023 FSC-klagomål.docx
@@ -1217,7 +1217,7 @@
     <w:r>
       <w:tab/>
       <w:tab/>
-      <w:t>2026-10-02</w:t>
+      <w:t>2026-10-03</w:t>
       <w:br/>
       <w:br/>
     </w:r>

--- a/klagomål/A 7444-2023 FSC-klagomål.docx
+++ b/klagomål/A 7444-2023 FSC-klagomål.docx
@@ -1217,7 +1217,7 @@
     <w:r>
       <w:tab/>
       <w:tab/>
-      <w:t>2026-10-03</w:t>
+      <w:t>2026-10-04</w:t>
       <w:br/>
       <w:br/>
     </w:r>

--- a/klagomål/A 7444-2023 FSC-klagomål.docx
+++ b/klagomål/A 7444-2023 FSC-klagomål.docx
@@ -1217,7 +1217,7 @@
     <w:r>
       <w:tab/>
       <w:tab/>
-      <w:t>2026-10-04</w:t>
+      <w:t>2026-10-05</w:t>
       <w:br/>
       <w:br/>
     </w:r>

--- a/klagomål/A 7444-2023 FSC-klagomål.docx
+++ b/klagomål/A 7444-2023 FSC-klagomål.docx
@@ -1217,7 +1217,7 @@
     <w:r>
       <w:tab/>
       <w:tab/>
-      <w:t>2026-10-05</w:t>
+      <w:t>2026-10-06</w:t>
       <w:br/>
       <w:br/>
     </w:r>

--- a/klagomål/A 7444-2023 FSC-klagomål.docx
+++ b/klagomål/A 7444-2023 FSC-klagomål.docx
@@ -1217,7 +1217,7 @@
     <w:r>
       <w:tab/>
       <w:tab/>
-      <w:t>2026-10-06</w:t>
+      <w:t>2026-10-07</w:t>
       <w:br/>
       <w:br/>
     </w:r>

--- a/klagomål/A 7444-2023 FSC-klagomål.docx
+++ b/klagomål/A 7444-2023 FSC-klagomål.docx
@@ -1217,7 +1217,7 @@
     <w:r>
       <w:tab/>
       <w:tab/>
-      <w:t>2026-10-07</w:t>
+      <w:t>2026-10-08</w:t>
       <w:br/>
       <w:br/>
     </w:r>

--- a/klagomål/A 7444-2023 FSC-klagomål.docx
+++ b/klagomål/A 7444-2023 FSC-klagomål.docx
@@ -1217,7 +1217,7 @@
     <w:r>
       <w:tab/>
       <w:tab/>
-      <w:t>2026-10-08</w:t>
+      <w:t>2026-10-09</w:t>
       <w:br/>
       <w:br/>
     </w:r>

--- a/klagomål/A 7444-2023 FSC-klagomål.docx
+++ b/klagomål/A 7444-2023 FSC-klagomål.docx
@@ -1217,7 +1217,7 @@
     <w:r>
       <w:tab/>
       <w:tab/>
-      <w:t>2026-10-09</w:t>
+      <w:t>2026-10-10</w:t>
       <w:br/>
       <w:br/>
     </w:r>

--- a/klagomål/A 7444-2023 FSC-klagomål.docx
+++ b/klagomål/A 7444-2023 FSC-klagomål.docx
@@ -1217,7 +1217,7 @@
     <w:r>
       <w:tab/>
       <w:tab/>
-      <w:t>2026-10-10</w:t>
+      <w:t>2026-10-11</w:t>
       <w:br/>
       <w:br/>
     </w:r>

--- a/klagomål/A 7444-2023 FSC-klagomål.docx
+++ b/klagomål/A 7444-2023 FSC-klagomål.docx
@@ -1217,7 +1217,7 @@
     <w:r>
       <w:tab/>
       <w:tab/>
-      <w:t>2026-10-11</w:t>
+      <w:t>2026-10-12</w:t>
       <w:br/>
       <w:br/>
     </w:r>

--- a/klagomål/A 7444-2023 FSC-klagomål.docx
+++ b/klagomål/A 7444-2023 FSC-klagomål.docx
@@ -1217,7 +1217,7 @@
     <w:r>
       <w:tab/>
       <w:tab/>
-      <w:t>2026-10-12</w:t>
+      <w:t>2026-10-13</w:t>
       <w:br/>
       <w:br/>
     </w:r>

--- a/klagomål/A 7444-2023 FSC-klagomål.docx
+++ b/klagomål/A 7444-2023 FSC-klagomål.docx
@@ -1217,7 +1217,7 @@
     <w:r>
       <w:tab/>
       <w:tab/>
-      <w:t>2026-10-13</w:t>
+      <w:t>2026-10-14</w:t>
       <w:br/>
       <w:br/>
     </w:r>

--- a/klagomål/A 7444-2023 FSC-klagomål.docx
+++ b/klagomål/A 7444-2023 FSC-klagomål.docx
@@ -1217,7 +1217,7 @@
     <w:r>
       <w:tab/>
       <w:tab/>
-      <w:t>2026-10-14</w:t>
+      <w:t>2026-10-15</w:t>
       <w:br/>
       <w:br/>
     </w:r>

--- a/klagomål/A 7444-2023 FSC-klagomål.docx
+++ b/klagomål/A 7444-2023 FSC-klagomål.docx
@@ -1217,7 +1217,7 @@
     <w:r>
       <w:tab/>
       <w:tab/>
-      <w:t>2026-10-15</w:t>
+      <w:t>2026-10-16</w:t>
       <w:br/>
       <w:br/>
     </w:r>

--- a/klagomål/A 7444-2023 FSC-klagomål.docx
+++ b/klagomål/A 7444-2023 FSC-klagomål.docx
@@ -1217,7 +1217,7 @@
     <w:r>
       <w:tab/>
       <w:tab/>
-      <w:t>2026-10-16</w:t>
+      <w:t>2026-10-17</w:t>
       <w:br/>
       <w:br/>
     </w:r>

--- a/klagomål/A 7444-2023 FSC-klagomål.docx
+++ b/klagomål/A 7444-2023 FSC-klagomål.docx
@@ -1217,7 +1217,7 @@
     <w:r>
       <w:tab/>
       <w:tab/>
-      <w:t>2026-10-17</w:t>
+      <w:t>2026-10-18</w:t>
       <w:br/>
       <w:br/>
     </w:r>

--- a/klagomål/A 7444-2023 FSC-klagomål.docx
+++ b/klagomål/A 7444-2023 FSC-klagomål.docx
@@ -1217,7 +1217,7 @@
     <w:r>
       <w:tab/>
       <w:tab/>
-      <w:t>2026-10-18</w:t>
+      <w:t>2026-10-19</w:t>
       <w:br/>
       <w:br/>
     </w:r>

--- a/klagomål/A 7444-2023 FSC-klagomål.docx
+++ b/klagomål/A 7444-2023 FSC-klagomål.docx
@@ -1217,7 +1217,7 @@
     <w:r>
       <w:tab/>
       <w:tab/>
-      <w:t>2026-10-19</w:t>
+      <w:t>2026-10-20</w:t>
       <w:br/>
       <w:br/>
     </w:r>

--- a/klagomål/A 7444-2023 FSC-klagomål.docx
+++ b/klagomål/A 7444-2023 FSC-klagomål.docx
@@ -1217,7 +1217,7 @@
     <w:r>
       <w:tab/>
       <w:tab/>
-      <w:t>2026-10-20</w:t>
+      <w:t>2026-10-21</w:t>
       <w:br/>
       <w:br/>
     </w:r>

--- a/klagomål/A 7444-2023 FSC-klagomål.docx
+++ b/klagomål/A 7444-2023 FSC-klagomål.docx
@@ -1217,7 +1217,7 @@
     <w:r>
       <w:tab/>
       <w:tab/>
-      <w:t>2026-10-21</w:t>
+      <w:t>2026-10-22</w:t>
       <w:br/>
       <w:br/>
     </w:r>

--- a/klagomål/A 7444-2023 FSC-klagomål.docx
+++ b/klagomål/A 7444-2023 FSC-klagomål.docx
@@ -1217,7 +1217,7 @@
     <w:r>
       <w:tab/>
       <w:tab/>
-      <w:t>2026-10-22</w:t>
+      <w:t>2026-10-23</w:t>
       <w:br/>
       <w:br/>
     </w:r>

--- a/klagomål/A 7444-2023 FSC-klagomål.docx
+++ b/klagomål/A 7444-2023 FSC-klagomål.docx
@@ -1217,7 +1217,7 @@
     <w:r>
       <w:tab/>
       <w:tab/>
-      <w:t>2026-10-23</w:t>
+      <w:t>2026-10-24</w:t>
       <w:br/>
       <w:br/>
     </w:r>

--- a/klagomål/A 7444-2023 FSC-klagomål.docx
+++ b/klagomål/A 7444-2023 FSC-klagomål.docx
@@ -1217,7 +1217,7 @@
     <w:r>
       <w:tab/>
       <w:tab/>
-      <w:t>2026-10-24</w:t>
+      <w:t>2026-10-25</w:t>
       <w:br/>
       <w:br/>
     </w:r>

--- a/klagomål/A 7444-2023 FSC-klagomål.docx
+++ b/klagomål/A 7444-2023 FSC-klagomål.docx
@@ -1217,7 +1217,7 @@
     <w:r>
       <w:tab/>
       <w:tab/>
-      <w:t>2026-10-25</w:t>
+      <w:t>2026-10-26</w:t>
       <w:br/>
       <w:br/>
     </w:r>

--- a/klagomål/A 7444-2023 FSC-klagomål.docx
+++ b/klagomål/A 7444-2023 FSC-klagomål.docx
@@ -163,7 +163,7 @@
         <w:pStyle w:val="Title"/>
       </w:pPr>
       <w:r>
-        <w:t>Inledande FSC- /PEFC-klagomål – information om höga naturvärden i avverkningsanmälan A 7444-2023 i Knivsta kommun</w:t>
+        <w:t>Inledande FSC- /PEFC-klagomål – information om höga naturvärden och fridlysta arter i avverkningsanmälan A 7444-2023 i Knivsta kommun</w:t>
       </w:r>
     </w:p>
     <w:p>
@@ -221,7 +221,7 @@
     </w:p>
     <w:p>
       <w:r>
-        <w:t>I och inom 25 meter från avverkningsanmälan finns fynd av 18 naturvårdsarter, varav 9 är rödlistade, 13 är typiska (T) och 9 är signalarter (S): apelticka (VU), aspfjädermossa (VU, T), kärnticka (VU, T), Blastenia relicta (NT), grönhjon (NT), kandelabersvamp (NT, T), koralltaggsvamp (NT, T), lunglav (NT, T), ullticka (NT, T), bronshjon (S, T), bårdlav (S, T), dvärgtufs (S), granbarkgnagare (S, T), platt fjädermossa (S, T), rävticka (S, T), stekelbock (S, T), stor aspticka (S, T) och thomsons trägnagare (S). Se Figur 1.</w:t>
+        <w:t>I och inom 25 meter från avverkningsanmälan finns fynd av 19 naturvårdsarter, varav 9 är rödlistade, 1 är fridlyst, 13 är typiska (T) och 9 är signalarter (S): apelticka (VU), aspfjädermossa (VU, T), kärnticka (VU, T), Blastenia relicta (NT), grönhjon (NT), kandelabersvamp (NT, T), koralltaggsvamp (NT, T), lunglav (NT, T), ullticka (NT, T), bronshjon (S, T), bårdlav (S, T), dvärgtufs (S), granbarkgnagare (S, T), platt fjädermossa (S, T), rävticka (S, T), stekelbock (S, T), stor aspticka (S, T), thomsons trägnagare (S) och vanlig padda (§6). Se Figur 1.</w:t>
       </w:r>
     </w:p>
     <w:p>
@@ -790,7 +790,7 @@
         <w:rPr>
           <w:i/>
         </w:rPr>
-        <w:t>I det avverkningsanmälda skogsområdet har 18 naturvårdsarter varav 9 rödlistade arter sina livsmiljöer och växtplatser.</w:t>
+        <w:t>I det avverkningsanmälda skogsområdet har 19 naturvårdsarter varav 9 rödlistade arter sina livsmiljöer och växtplatser.</w:t>
       </w:r>
     </w:p>
     <w:p>
@@ -1217,7 +1217,7 @@
     <w:r>
       <w:tab/>
       <w:tab/>
-      <w:t>2026-10-26</w:t>
+      <w:t>2026-10-27</w:t>
       <w:br/>
       <w:br/>
     </w:r>

--- a/klagomål/A 7444-2023 FSC-klagomål.docx
+++ b/klagomål/A 7444-2023 FSC-klagomål.docx
@@ -1217,7 +1217,7 @@
     <w:r>
       <w:tab/>
       <w:tab/>
-      <w:t>2026-10-27</w:t>
+      <w:t>2026-10-28</w:t>
       <w:br/>
       <w:br/>
     </w:r>

--- a/klagomål/A 7444-2023 FSC-klagomål.docx
+++ b/klagomål/A 7444-2023 FSC-klagomål.docx
@@ -1217,7 +1217,7 @@
     <w:r>
       <w:tab/>
       <w:tab/>
-      <w:t>2026-10-28</w:t>
+      <w:t>2026-10-29</w:t>
       <w:br/>
       <w:br/>
     </w:r>

--- a/klagomål/A 7444-2023 FSC-klagomål.docx
+++ b/klagomål/A 7444-2023 FSC-klagomål.docx
@@ -1217,7 +1217,7 @@
     <w:r>
       <w:tab/>
       <w:tab/>
-      <w:t>2026-10-29</w:t>
+      <w:t>2026-10-31</w:t>
       <w:br/>
       <w:br/>
     </w:r>
